--- a/manuscripts/Response_to_Reviewers_R1.docx
+++ b/manuscripts/Response_to_Reviewers_R1.docx
@@ -281,7 +281,7 @@
         </w:numPr>
       </w:pPr>
       <w:r>
-        <w:t xml:space="preserve">Inter-annotator agreement: three-category study in progress; see R2-6.</w:t>
+        <w:t xml:space="preserve">Inter-annotator agreement: two-annotator study completed, Cohen’s kappa 0.000; failure-type claims withdrawn (see R2-6).</w:t>
       </w:r>
     </w:p>
     <w:p>
@@ -541,7 +541,7 @@
         <w:t xml:space="preserve"> </w:t>
       </w:r>
       <w:r>
-        <w:t xml:space="preserve">We regenerated text references with Claude Sonnet 4 as an independent generator and re-ran all five verifiers on the 147-instance subset (Section 5.2.2, Table 7):</w:t>
+        <w:t xml:space="preserve">We regenerated text references with Claude Sonnet 4 as an independent generator and re-ran all five verifiers on the 147-instance subset (Section 5.2.2, Table 6):</w:t>
       </w:r>
     </w:p>
     <w:p>
@@ -609,7 +609,7 @@
         <w:pStyle w:val="FirstParagraph"/>
       </w:pPr>
       <w:r>
-        <w:t xml:space="preserve">The pattern supports the reviewer’s concern. GPT-4.1 Nano, which generated the original references, shows the largest gap between self-generated and independent references (+5.7pp self versus +1.4pp cross) — the expected signature of self-agreement bias. We now present the original A→B comparison as an upper bound and the cross-generator result as the realistic estimate.</w:t>
+        <w:t xml:space="preserve">The pattern supports the reviewer’s concern. GPT-4.1 Nano, which generated the original references, shows the largest gap between self-generated and independent references (+5.7pp self versus +1.4pp cross), which is the expected signature of self-agreement bias. We now present the original A→B comparison as an upper bound and the cross-generator result as the realistic estimate.</w:t>
       </w:r>
     </w:p>
     <w:p>
@@ -631,7 +631,7 @@
         <w:t xml:space="preserve"> </w:t>
       </w:r>
       <w:r>
-        <w:t xml:space="preserve">With the generator held fixed (see C-3), removing the evaluation criteria eliminates the benefit for every model (Section 5.2.3, Table 8).</w:t>
+        <w:t xml:space="preserve">With the generator held fixed (see C-3), removing the evaluation criteria eliminates the benefit for every model (Section 5.2.3, Table 7).</w:t>
       </w:r>
     </w:p>
     <w:p>
@@ -649,7 +649,7 @@
         <w:t xml:space="preserve"> </w:t>
       </w:r>
       <w:r>
-        <w:t xml:space="preserve">Added Sections 5.2.2 and 5.2.3 with Tables 7 and 8; both reference datasets are now committed to the repository so the experiment can be reproduced, which was not previously possible.</w:t>
+        <w:t xml:space="preserve">Added Sections 5.2.2 and 5.2.3 with Tables 6 and 7; both reference datasets are now committed to the repository so the experiment can be reproduced, which was not previously possible.</w:t>
       </w:r>
     </w:p>
     <w:p>
@@ -714,7 +714,7 @@
         <w:t xml:space="preserve"> </w:t>
       </w:r>
       <w:r>
-        <w:t xml:space="preserve">at α’=0.00167, and the same 6 survive Holm-Bonferroni. Five are A→B comparisons; the sixth is GPT-4.1’s B→C.</w:t>
+        <w:t xml:space="preserve">at α’=0.00167, and the same 6 survive Holm-Bonferroni. Four of the six are A→B comparisons, covering every model except Gemini 3.6 Flash; the other two are GPT-4.1 Mini’s A→D (χ²=10.0, p=0.0016) and GPT-4.1’s B→C (χ²=16.0, p=6e-05).</w:t>
       </w:r>
     </w:p>
     <w:p>
@@ -814,7 +814,7 @@
         <w:t xml:space="preserve"> </w:t>
       </w:r>
       <w:r>
-        <w:t xml:space="preserve">accuracy to the majority-class rate. A verifier given a mismatched reference does not degrade gracefully — it stops recognising success entirely.</w:t>
+        <w:t xml:space="preserve">accuracy to the majority-class rate. A verifier given a mismatched reference does not degrade gracefully; it stops recognising success entirely.</w:t>
       </w:r>
     </w:p>
     <w:p>
@@ -943,7 +943,7 @@
         <w:t xml:space="preserve">“optimal threshold”</w:t>
       </w:r>
       <w:r>
-        <w:t xml:space="preserve">. Sweeping every threshold that can change a prediction on the 147-instance subset: the accuracy-maximizing rule (SSIM &gt; 0.794) reaches 81.0% accuracy at 0.000 F1 — numerically identical to the majority-class baseline, because it predicts FAILURE everywhere. The F1-maximizing rule (SSIM &gt; 0.406) reaches 0.325 F1 at 46.3% accuracy. The previously reported 81.0% and 23.6% figures were the same method at two different thresholds; reporting either alone was misleading. A perceptual-hash baseline behaves identically.</w:t>
+        <w:t xml:space="preserve">. Sweeping every threshold that can change a prediction on the 147-instance subset: the accuracy-maximizing rule (SSIM &gt; 0.794) reaches 81.0% accuracy at 0.000 F1 , numerically identical to the majority-class baseline, because it predicts FAILURE everywhere. The F1-maximizing rule (SSIM &gt; 0.406) reaches 0.325 F1 at 46.3% accuracy. The previously reported 81.0% and 23.6% figures were the same method at two different thresholds; reporting either alone was misleading. A perceptual-hash baseline behaves identically.</w:t>
       </w:r>
     </w:p>
     <w:p>
@@ -1032,7 +1032,15 @@
         <w:pStyle w:val="BodyText"/>
       </w:pPr>
       <w:r>
-        <w:t xml:space="preserve">On inter-annotator agreement we must be candid. The labeling interface used for the earlier study accepted only two categories (</w:t>
+        <w:t xml:space="preserve">On inter-annotator agreement we must be candid, and the result is negative.</w:t>
+      </w:r>
+    </w:p>
+    <w:p>
+      <w:pPr>
+        <w:pStyle w:val="BodyText"/>
+      </w:pPr>
+      <w:r>
+        <w:t xml:space="preserve">The labelling interface used for the earlier study accepted only two categories (</w:t>
       </w:r>
       <w:r>
         <w:rPr>
@@ -1056,7 +1064,7 @@
         <w:t xml:space="preserve">partial</w:t>
       </w:r>
       <w:r>
-        <w:t xml:space="preserve">), so no three-category human labels exist, and the two-category pilot reached Cohen’s κ = 0.116 — slight agreement, and in any case not evidence about the three-category taxonomy the paper uses. The κ = 0.236 figure cited in our previous response was produced by an LLM annotator standing in for a second human, which we no longer consider defensible as inter-annotator agreement; those files are retained in the repository under</w:t>
+        <w:t xml:space="preserve">), so no three-category human labels existed. The kappa = 0.236 cited in our previous response was produced by an LLM annotator standing in for a second human, which we no longer consider defensible as inter-annotator agreement; those files are retained in the repository under</w:t>
       </w:r>
       <w:r>
         <w:t xml:space="preserve"> </w:t>
@@ -1079,52 +1087,207 @@
         <w:pStyle w:val="BodyText"/>
       </w:pPr>
       <w:r>
-        <w:t xml:space="preserve">We have fixed the interface to accept the three-category taxonomy and a two-annotator study is underway.</w:t>
-      </w:r>
-      <w:r>
-        <w:t xml:space="preserve"> </w:t>
-      </w:r>
-      <w:r>
-        <w:rPr>
-          <w:b/>
-          <w:bCs/>
-        </w:rPr>
-        <w:t xml:space="preserve">Section 5.3 and the limitations section currently carry an explicit placeholder marked</w:t>
-      </w:r>
-      <w:r>
-        <w:rPr>
-          <w:b/>
-          <w:bCs/>
-        </w:rPr>
+        <w:t xml:space="preserve">We fixed the interface and ran the study properly. Two annotators independently labelled the same 100 failure instances over the obvious / deceptive / partial taxonomy, seeing the task description and the agent’s final screenshot, with no discussion before completion.</w:t>
+      </w:r>
+    </w:p>
+    <w:p>
+      <w:pPr>
+        <w:pStyle w:val="BodyText"/>
+      </w:pPr>
+      <w:r>
+        <w:rPr>
+          <w:b/>
+          <w:bCs/>
+        </w:rPr>
+        <w:t xml:space="preserve">Cohen’s kappa is 0.000.</w:t>
+      </w:r>
+      <w:r>
+        <w:t xml:space="preserve"> </w:t>
+      </w:r>
+      <w:r>
+        <w:t xml:space="preserve">Observed agreement is 0.330 and agreement expected by chance is also 0.330. The result does not stem from one annotator misunderstanding the task: each annotator also agrees with the original single-annotator labels only at chance (kappa +0.016 and -0.030), and the three label distributions differ substantially, most visibly for the</w:t>
+      </w:r>
+      <w:r>
         <w:t xml:space="preserve"> </w:t>
       </w:r>
       <w:r>
         <w:rPr>
           <w:rStyle w:val="VerbatimChar"/>
-          <w:b/>
-          <w:bCs/>
-        </w:rPr>
-        <w:t xml:space="preserve">[IAA-PENDING]</w:t>
-      </w:r>
-      <w:r>
-        <w:rPr>
-          <w:b/>
-          <w:bCs/>
-        </w:rPr>
-        <w:t xml:space="preserve"> </w:t>
-      </w:r>
-      <w:r>
-        <w:rPr>
-          <w:b/>
-          <w:bCs/>
-        </w:rPr>
-        <w:t xml:space="preserve">where the agreement figure, confusion matrix, and per-annotator distributions will be inserted.</w:t>
-      </w:r>
-      <w:r>
-        <w:t xml:space="preserve"> </w:t>
-      </w:r>
-      <w:r>
-        <w:t xml:space="preserve">Until that study completes, the failure-type taxonomy is labeled exploratory and no reliability claim is made. Finding 4 remains removed from the abstract.</w:t>
+        </w:rPr>
+        <w:t xml:space="preserve">partial</w:t>
+      </w:r>
+      <w:r>
+        <w:t xml:space="preserve"> </w:t>
+      </w:r>
+      <w:r>
+        <w:t xml:space="preserve">category (42 under the original labelling, 35 and 14 for the two annotators). Three independent labellings of the same 100 failures agree at chance.</w:t>
+      </w:r>
+    </w:p>
+    <w:p>
+      <w:pPr>
+        <w:pStyle w:val="BodyText"/>
+      </w:pPr>
+      <w:r>
+        <w:t xml:space="preserve">Inspecting the disagreements shows the cause: the categories are not mutually exclusive. A task abandoned partway typically also looks plausible, so it satisfies the definitions of both</w:t>
+      </w:r>
+      <w:r>
+        <w:t xml:space="preserve"> </w:t>
+      </w:r>
+      <w:r>
+        <w:rPr>
+          <w:rStyle w:val="VerbatimChar"/>
+        </w:rPr>
+        <w:t xml:space="preserve">partial</w:t>
+      </w:r>
+      <w:r>
+        <w:t xml:space="preserve"> </w:t>
+      </w:r>
+      <w:r>
+        <w:t xml:space="preserve">and</w:t>
+      </w:r>
+      <w:r>
+        <w:t xml:space="preserve"> </w:t>
+      </w:r>
+      <w:r>
+        <w:rPr>
+          <w:rStyle w:val="VerbatimChar"/>
+        </w:rPr>
+        <w:t xml:space="preserve">deceptive</w:t>
+      </w:r>
+      <w:r>
+        <w:t xml:space="preserve">, and the label chosen depends on whether the annotator weights how convincing the failure looks or how far the agent progressed. Every disagreement we examined was a deceptive/partial or deceptive/obvious collision.</w:t>
+      </w:r>
+    </w:p>
+    <w:p>
+      <w:pPr>
+        <w:pStyle w:val="BodyText"/>
+      </w:pPr>
+      <w:r>
+        <w:t xml:space="preserve">We have therefore made the following changes rather than presenting the taxonomy as validated:</w:t>
+      </w:r>
+    </w:p>
+    <w:p>
+      <w:pPr>
+        <w:pStyle w:val="Compact"/>
+        <w:numPr>
+          <w:ilvl w:val="0"/>
+          <w:numId w:val="1005"/>
+        </w:numPr>
+      </w:pPr>
+      <w:r>
+        <w:t xml:space="preserve">Section 5.3 is retitled</w:t>
+      </w:r>
+      <w:r>
+        <w:t xml:space="preserve"> </w:t>
+      </w:r>
+      <w:r>
+        <w:t xml:space="preserve">“Failure Type Analysis (Taxonomy Not Validated)”</w:t>
+      </w:r>
+      <w:r>
+        <w:t xml:space="preserve"> </w:t>
+      </w:r>
+      <w:r>
+        <w:t xml:space="preserve">and opens with the agreement result before any finding conditioned on failure type.</w:t>
+      </w:r>
+    </w:p>
+    <w:p>
+      <w:pPr>
+        <w:pStyle w:val="Compact"/>
+        <w:numPr>
+          <w:ilvl w:val="0"/>
+          <w:numId w:val="1005"/>
+        </w:numPr>
+      </w:pPr>
+      <w:r>
+        <w:t xml:space="preserve">The former Finding 4 is withdrawn. The per-category breakdown is retained as a description of one annotator’s labelling, with Table 3 and Figure 4 captioned accordingly.</w:t>
+      </w:r>
+    </w:p>
+    <w:p>
+      <w:pPr>
+        <w:pStyle w:val="Compact"/>
+        <w:numPr>
+          <w:ilvl w:val="0"/>
+          <w:numId w:val="1005"/>
+        </w:numPr>
+      </w:pPr>
+      <w:r>
+        <w:t xml:space="preserve">The contribution list no longer claims that references act selectively on deceptive failures.</w:t>
+      </w:r>
+    </w:p>
+    <w:p>
+      <w:pPr>
+        <w:pStyle w:val="Compact"/>
+        <w:numPr>
+          <w:ilvl w:val="0"/>
+          <w:numId w:val="1005"/>
+        </w:numPr>
+      </w:pPr>
+      <w:r>
+        <w:t xml:space="preserve">The deployment recommendation to target deceptive failures is withdrawn; a reproducible taxonomy is a prerequisite for such a policy.</w:t>
+      </w:r>
+    </w:p>
+    <w:p>
+      <w:pPr>
+        <w:pStyle w:val="Compact"/>
+        <w:numPr>
+          <w:ilvl w:val="0"/>
+          <w:numId w:val="1005"/>
+        </w:numPr>
+      </w:pPr>
+      <w:r>
+        <w:t xml:space="preserve">The limitation is stated directly, including that we did not find a protocol separating the categories, and that a redesigned taxonomy with an explicit precedence rule or richer context than a single screenshot is future work.</w:t>
+      </w:r>
+    </w:p>
+    <w:p>
+      <w:pPr>
+        <w:pStyle w:val="FirstParagraph"/>
+      </w:pPr>
+      <w:r>
+        <w:t xml:space="preserve">The full analysis, including the confusion matrix and all three pairwise comparisons, is in</w:t>
+      </w:r>
+      <w:r>
+        <w:t xml:space="preserve"> </w:t>
+      </w:r>
+      <w:r>
+        <w:rPr>
+          <w:rStyle w:val="VerbatimChar"/>
+        </w:rPr>
+        <w:t xml:space="preserve">results/iaa_kappa_3cat_human.txt</w:t>
+      </w:r>
+      <w:r>
+        <w:t xml:space="preserve">, and the raw labels are committed so the figure can be recomputed with</w:t>
+      </w:r>
+      <w:r>
+        <w:t xml:space="preserve"> </w:t>
+      </w:r>
+      <w:r>
+        <w:rPr>
+          <w:rStyle w:val="VerbatimChar"/>
+        </w:rPr>
+        <w:t xml:space="preserve">scripts/recompute_iaa.py</w:t>
+      </w:r>
+      <w:r>
+        <w:t xml:space="preserve">.</w:t>
+      </w:r>
+    </w:p>
+    <w:p>
+      <w:pPr>
+        <w:pStyle w:val="BodyText"/>
+      </w:pPr>
+      <w:r>
+        <w:t xml:space="preserve">We recognise this weakens Section 5.3. We think reporting the null is the correct response to the reviewer’s request, and that</w:t>
+      </w:r>
+      <w:r>
+        <w:t xml:space="preserve"> </w:t>
+      </w:r>
+      <w:r>
+        <w:t xml:space="preserve">“this distinction is not reliably labellable from a final screenshot”</w:t>
+      </w:r>
+      <w:r>
+        <w:t xml:space="preserve"> </w:t>
+      </w:r>
+      <w:r>
+        <w:t xml:space="preserve">is itself a useful result for work that relies on similar taxonomies. None of Findings 1 to 4 depends on it; they rest on accuracy, F1 and paired tests against SUCCESS/FAILURE ground truth.</w:t>
       </w:r>
     </w:p>
     <w:p>
@@ -1820,6 +1983,9 @@
     <w:lvlOverride w:ilvl="8">
       <w:startOverride w:val="2"/>
     </w:lvlOverride>
+  </w:num>
+  <w:num w:numId="1005">
+    <w:abstractNumId w:val="991"/>
   </w:num>
 </w:numbering>
 </file>

--- a/manuscripts/Response_to_Reviewers_R1.docx
+++ b/manuscripts/Response_to_Reviewers_R1.docx
@@ -353,7 +353,7 @@
         <w:pStyle w:val="BodyText"/>
       </w:pPr>
       <w:r>
-        <w:t xml:space="preserve">We corrected the implementation to match Appendix A and re-ran Conditions C and D for all five verifiers. Condition C accuracy rises for every model, by 4.4 to 5.1 percentage points; Condition D is almost unchanged, as expected, since it also supplies a textual description of the expected outcome. All Condition C and D numbers in this revision use the corrected prompt. The pre-correction runs are retained in the repository under</w:t>
+        <w:t xml:space="preserve">We corrected the implementation to match Appendix A and re-ran Conditions C and D for all five verifiers. Condition C accuracy rises for every model, by 2.7 to 5.1 percentage points; Condition D is almost unchanged, as expected, since it also supplies a textual description of the expected outcome. All Condition C and D numbers in this revision use the corrected prompt. The pre-correction runs are retained in the repository under</w:t>
       </w:r>
       <w:r>
         <w:t xml:space="preserve"> </w:t>
